--- a/resultados/CONVALIDACION_INGENIERIA_DE_SISTEMAS_E_IA_ROMERO_VILLANUEVA_SARAI_RUT.docx
+++ b/resultados/CONVALIDACION_INGENIERIA_DE_SISTEMAS_E_IA_ROMERO_VILLANUEVA_SARAI_RUT.docx
@@ -2651,9 +2651,7 @@
                 <w:lang w:bidi="ar-SA"/>
               </w:rPr>
             </w:pPr>
-            <w:r>
-              <w:t>10</w:t>
-            </w:r>
+            <w:r/>
           </w:p>
         </w:tc>
       </w:tr>
@@ -3934,7 +3932,6 @@
                 <w:lang w:bidi="ar-SA"/>
               </w:rPr>
             </w:pPr>
-            <w:r/>
           </w:p>
         </w:tc>
         <w:tc>
@@ -3992,9 +3989,7 @@
                 <w:lang w:bidi="ar-SA"/>
               </w:rPr>
             </w:pPr>
-            <w:r>
-              <w:t>11</w:t>
-            </w:r>
+            <w:r/>
           </w:p>
         </w:tc>
       </w:tr>
@@ -4203,9 +4198,6 @@
                 <w:lang w:bidi="ar-SA"/>
               </w:rPr>
             </w:pPr>
-            <w:r>
-              <w:t>BIG DATA Y MACHINE LEARNING</w:t>
-            </w:r>
           </w:p>
         </w:tc>
         <w:tc>
@@ -4497,6 +4489,7 @@
                 <w:lang w:bidi="ar-SA"/>
               </w:rPr>
             </w:pPr>
+            <w:r/>
           </w:p>
         </w:tc>
         <w:tc>
@@ -4732,34 +4725,37 @@
                 <w:lang w:bidi="ar-SA"/>
               </w:rPr>
             </w:pPr>
+            <w:r>
+              <w:t>BIG DATA Y MACHINE LEARNING</w:t>
+            </w:r>
+          </w:p>
+        </w:tc>
+        <w:tc>
+          <w:tcPr>
+            <w:tcW w:w="920" w:type="dxa"/>
+            <w:tcBorders>
+              <w:top w:val="nil"/>
+              <w:left w:val="nil"/>
+              <w:bottom w:val="single" w:sz="4" w:space="0" w:color="auto"/>
+              <w:right w:val="single" w:sz="4" w:space="0" w:color="auto"/>
+            </w:tcBorders>
+            <w:shd w:val="clear" w:color="auto" w:fill="auto"/>
+            <w:vAlign w:val="center"/>
+          </w:tcPr>
+          <w:p>
+            <w:pPr>
+              <w:widowControl/>
+              <w:autoSpaceDE/>
+              <w:autoSpaceDN/>
+              <w:rPr>
+                <w:rFonts w:eastAsia="Times New Roman"/>
+                <w:color w:val="000000"/>
+                <w:sz w:val="16"/>
+                <w:szCs w:val="16"/>
+                <w:lang w:bidi="ar-SA"/>
+              </w:rPr>
+            </w:pPr>
             <w:r/>
-          </w:p>
-        </w:tc>
-        <w:tc>
-          <w:tcPr>
-            <w:tcW w:w="920" w:type="dxa"/>
-            <w:tcBorders>
-              <w:top w:val="nil"/>
-              <w:left w:val="nil"/>
-              <w:bottom w:val="single" w:sz="4" w:space="0" w:color="auto"/>
-              <w:right w:val="single" w:sz="4" w:space="0" w:color="auto"/>
-            </w:tcBorders>
-            <w:shd w:val="clear" w:color="auto" w:fill="auto"/>
-            <w:vAlign w:val="center"/>
-          </w:tcPr>
-          <w:p>
-            <w:pPr>
-              <w:widowControl/>
-              <w:autoSpaceDE/>
-              <w:autoSpaceDN/>
-              <w:rPr>
-                <w:rFonts w:eastAsia="Times New Roman"/>
-                <w:color w:val="000000"/>
-                <w:sz w:val="16"/>
-                <w:szCs w:val="16"/>
-                <w:lang w:bidi="ar-SA"/>
-              </w:rPr>
-            </w:pPr>
           </w:p>
         </w:tc>
         <w:tc>
@@ -4995,9 +4991,7 @@
                 <w:lang w:bidi="ar-SA"/>
               </w:rPr>
             </w:pPr>
-            <w:r>
-              <w:t>TÉCNICAS DE LA COMUNICACIÓN</w:t>
-            </w:r>
+            <w:r/>
           </w:p>
         </w:tc>
         <w:tc>
@@ -5025,9 +5019,7 @@
                 <w:lang w:bidi="ar-SA"/>
               </w:rPr>
             </w:pPr>
-            <w:r>
-              <w:t>11</w:t>
-            </w:r>
+            <w:r/>
           </w:p>
         </w:tc>
         <w:tc>
@@ -6084,6 +6076,7 @@
                 <w:lang w:bidi="ar-SA"/>
               </w:rPr>
             </w:pPr>
+            <w:r/>
           </w:p>
         </w:tc>
         <w:tc>
@@ -6111,6 +6104,7 @@
                 <w:lang w:bidi="ar-SA"/>
               </w:rPr>
             </w:pPr>
+            <w:r/>
           </w:p>
         </w:tc>
         <w:tc>
@@ -6420,9 +6414,6 @@
                 <w:lang w:bidi="ar-SA"/>
               </w:rPr>
             </w:pPr>
-            <w:r>
-              <w:t>11</w:t>
-            </w:r>
           </w:p>
         </w:tc>
       </w:tr>
@@ -6899,9 +6890,7 @@
                 <w:lang w:bidi="ar-SA"/>
               </w:rPr>
             </w:pPr>
-            <w:r>
-              <w:t>FÍSICA Y QUÍMICA</w:t>
-            </w:r>
+            <w:r/>
           </w:p>
         </w:tc>
         <w:tc>
@@ -6929,9 +6918,7 @@
                 <w:lang w:bidi="ar-SA"/>
               </w:rPr>
             </w:pPr>
-            <w:r>
-              <w:t>11</w:t>
-            </w:r>
+            <w:r/>
           </w:p>
         </w:tc>
         <w:tc>
@@ -7194,6 +7181,7 @@
                 <w:lang w:bidi="ar-SA"/>
               </w:rPr>
             </w:pPr>
+            <w:r/>
           </w:p>
         </w:tc>
         <w:tc>
@@ -7441,6 +7429,7 @@
                 <w:lang w:bidi="ar-SA"/>
               </w:rPr>
             </w:pPr>
+            <w:r/>
           </w:p>
         </w:tc>
         <w:tc>
@@ -7468,6 +7457,7 @@
                 <w:lang w:bidi="ar-SA"/>
               </w:rPr>
             </w:pPr>
+            <w:r/>
           </w:p>
         </w:tc>
         <w:tc>
@@ -7732,6 +7722,7 @@
                 <w:lang w:bidi="ar-SA"/>
               </w:rPr>
             </w:pPr>
+            <w:r/>
           </w:p>
         </w:tc>
         <w:tc>
@@ -7967,6 +7958,7 @@
                 <w:lang w:bidi="ar-SA"/>
               </w:rPr>
             </w:pPr>
+            <w:r/>
           </w:p>
         </w:tc>
         <w:tc>
@@ -7994,6 +7986,7 @@
                 <w:lang w:bidi="ar-SA"/>
               </w:rPr>
             </w:pPr>
+            <w:r/>
           </w:p>
         </w:tc>
         <w:tc>
@@ -8241,6 +8234,9 @@
                 <w:lang w:bidi="ar-SA"/>
               </w:rPr>
             </w:pPr>
+            <w:r>
+              <w:t>MEJORA DE MÉTODOS EN EL TRABAJO</w:t>
+            </w:r>
           </w:p>
         </w:tc>
         <w:tc>
@@ -8268,6 +8264,9 @@
                 <w:lang w:bidi="ar-SA"/>
               </w:rPr>
             </w:pPr>
+            <w:r>
+              <w:t>14</w:t>
+            </w:r>
           </w:p>
         </w:tc>
         <w:tc>
@@ -8297,6 +8296,7 @@
                 <w:lang w:bidi="ar-SA"/>
               </w:rPr>
             </w:pPr>
+            <w:r/>
           </w:p>
         </w:tc>
       </w:tr>
@@ -8505,6 +8505,7 @@
                 <w:lang w:bidi="ar-SA"/>
               </w:rPr>
             </w:pPr>
+            <w:r/>
           </w:p>
         </w:tc>
         <w:tc>
@@ -8532,6 +8533,7 @@
                 <w:lang w:bidi="ar-SA"/>
               </w:rPr>
             </w:pPr>
+            <w:r/>
           </w:p>
         </w:tc>
         <w:tc>
@@ -8768,7 +8770,7 @@
               </w:rPr>
             </w:pPr>
             <w:r>
-              <w:t>DESARROLLO PERSONAL Y TALLER DE LIDERAZGO</w:t>
+              <w:t>DESARROLLO HUMANO</w:t>
             </w:r>
           </w:p>
         </w:tc>
@@ -9334,7 +9336,7 @@
               </w:rPr>
             </w:pPr>
             <w:r>
-              <w:t>REALIDAD NACIONAL Y DERECHOS HUMANOS</w:t>
+              <w:t>COMUNICACIÓN</w:t>
             </w:r>
           </w:p>
         </w:tc>
@@ -9457,7 +9459,7 @@
               </w:rPr>
             </w:pPr>
             <w:r>
-              <w:t>DERECHO EMPRESARIAL Y DE SOCIEDADES</w:t>
+              <w:t>REALIDAD NACIONAL Y DERECHOS HUMANOS</w:t>
             </w:r>
           </w:p>
         </w:tc>
@@ -9580,7 +9582,7 @@
               </w:rPr>
             </w:pPr>
             <w:r>
-              <w:t>ELECTIVO II: NEGOCIACION Y ADMINISTRACION DE CONFLICTOS</w:t>
+              <w:t>DERECHO EMPRESARIAL Y DE SOCIEDADES</w:t>
             </w:r>
           </w:p>
         </w:tc>
@@ -9703,7 +9705,7 @@
               </w:rPr>
             </w:pPr>
             <w:r>
-              <w:t>ÉTICA Y RESPONSABILIDAD PROFESIONAL</w:t>
+              <w:t>ELECTIVO II: NEGOCIACION Y ADMINISTRACION DE CONFLICTOS</w:t>
             </w:r>
           </w:p>
         </w:tc>
@@ -9826,7 +9828,7 @@
               </w:rPr>
             </w:pPr>
             <w:r>
-              <w:t>FISICA II</w:t>
+              <w:t>ÉTICA Y RESPONSABILIDAD PROFESIONAL</w:t>
             </w:r>
           </w:p>
         </w:tc>
@@ -9948,7 +9950,7 @@
               </w:rPr>
             </w:pPr>
             <w:r>
-              <w:t>ESTADÍSTICA INFERENCIAL</w:t>
+              <w:t>ESTADÍSTICA Y PROBABILIDADES</w:t>
             </w:r>
           </w:p>
         </w:tc>
@@ -10059,7 +10061,7 @@
               </w:rPr>
             </w:pPr>
             <w:r>
-              <w:t>ELECTIVO I: GESTIÓN DE LA INNOVACIÓN</w:t>
+              <w:t>FISICA II</w:t>
             </w:r>
           </w:p>
         </w:tc>
@@ -10363,7 +10365,6 @@
                 <w:szCs w:val="18"/>
                 <w:lang w:bidi="ar-SA"/>
               </w:rPr>
-              <w:t xml:space="preserve">PLAN DE ESTUDIOS DE CONVALIDACIÓN PARA </w:t>
             </w:r>
           </w:p>
           <w:p>
@@ -10392,7 +10393,6 @@
                 <w:szCs w:val="18"/>
                 <w:lang w:bidi="ar-SA"/>
               </w:rPr>
-              <w:t>INGENIERÍA DE SISTEMAS E INTELIGENCIA ARTIFICIA</w:t>
             </w:r>
             <w:r>
               <w:rPr>
@@ -10404,7 +10404,6 @@
                 <w:szCs w:val="18"/>
                 <w:lang w:bidi="ar-SA"/>
               </w:rPr>
-              <w:t xml:space="preserve">L - </w:t>
             </w:r>
             <w:r>
               <w:rPr>
@@ -10416,7 +10415,6 @@
                 <w:szCs w:val="18"/>
                 <w:lang w:bidi="ar-SA"/>
               </w:rPr>
-              <w:t>2.5 años</w:t>
             </w:r>
           </w:p>
         </w:tc>
@@ -12058,7 +12056,6 @@
                 <w:szCs w:val="16"/>
                 <w:lang w:bidi="ar-SA"/>
               </w:rPr>
-              <w:t>VIRTUAL</w:t>
             </w:r>
           </w:p>
         </w:tc>
